--- a/cv-ats.docx
+++ b/cv-ats.docx
@@ -85,7 +85,7 @@
           <w:b w:val="0"/>
           <w:sz w:val="21"/>
         </w:rPr>
-        <w:t>Hands-on experience building tested and reproducible software: an adversarial LLM security benchmark, a full-stack B2B web platform, and a desktop analytics application.</w:t>
+        <w:t>Hands-on experience building tested and reproducible software: an adversarial LLM security benchmark, a full-stack B2B web platform, a desktop analytics application, and an Android safety app built with a course team (architecture and testing).</w:t>
       </w:r>
     </w:p>
     <w:p>
@@ -454,7 +454,7 @@
           <w:b w:val="0"/>
           <w:sz w:val="21"/>
         </w:rPr>
-        <w:t>- Built a desktop expense tracker with charts, category insights, CSV/JSON import/export, and a 450+ timezone system</w:t>
+        <w:t>- Built a desktop expense tracker with charts, category insights, CSV/JSON import/export, and full IANA timezone support</w:t>
       </w:r>
     </w:p>
     <w:p>
@@ -467,6 +467,78 @@
           <w:sz w:val="21"/>
         </w:rPr>
         <w:t>- Wrote 80+ passing unit tests and a documented developer workflow</w:t>
+      </w:r>
+    </w:p>
+    <w:p>
+      <w:pPr>
+        <w:spacing w:before="0" w:after="40"/>
+      </w:pPr>
+      <w:r>
+        <w:rPr>
+          <w:b w:val="0"/>
+          <w:sz w:val="21"/>
+        </w:rPr>
+        <w:t>HarmonyCare - Elderly Safety and Volunteer Response App (Android, course team project)</w:t>
+      </w:r>
+    </w:p>
+    <w:p>
+      <w:pPr>
+        <w:spacing w:before="0" w:after="40"/>
+      </w:pPr>
+      <w:r>
+        <w:rPr>
+          <w:b w:val="0"/>
+          <w:sz w:val="21"/>
+        </w:rPr>
+        <w:t>Technologies: Java, Android SDK 34, Room, MVVM, Material Design, AMap and OSMDroid</w:t>
+      </w:r>
+    </w:p>
+    <w:p>
+      <w:pPr>
+        <w:spacing w:before="0" w:after="40"/>
+      </w:pPr>
+      <w:r>
+        <w:rPr>
+          <w:b w:val="0"/>
+          <w:sz w:val="21"/>
+        </w:rPr>
+        <w:t>- Role: architecture and technical design for a team of students; defined the MVVM and repository layering, the Room data model, and the offline-first emergency flow</w:t>
+      </w:r>
+    </w:p>
+    <w:p>
+      <w:pPr>
+        <w:spacing w:before="0" w:after="40"/>
+      </w:pPr>
+      <w:r>
+        <w:rPr>
+          <w:b w:val="0"/>
+          <w:sz w:val="21"/>
+        </w:rPr>
+        <w:t>- Owned the test plan and manual QA across the elderly and volunteer journeys, covering emergency alerting, map navigation, chat, and reminders</w:t>
+      </w:r>
+    </w:p>
+    <w:p>
+      <w:pPr>
+        <w:spacing w:before="0" w:after="40"/>
+      </w:pPr>
+      <w:r>
+        <w:rPr>
+          <w:b w:val="0"/>
+          <w:sz w:val="21"/>
+        </w:rPr>
+        <w:t>- Offline-first design: an alert is queued on the device and broadcast over the local WiFi network, so nearby volunteers can be reached with no server and no internet</w:t>
+      </w:r>
+    </w:p>
+    <w:p>
+      <w:pPr>
+        <w:spacing w:before="0" w:after="40"/>
+      </w:pPr>
+      <w:r>
+        <w:rPr>
+          <w:b w:val="0"/>
+          <w:sz w:val="21"/>
+        </w:rPr>
+        <w:t>- Accessibility for elderly users: confirmation countdown before an alert, text-to-speech and haptic feedback, large-text mode, and English/Bengali localization</w:t>
       </w:r>
     </w:p>
     <w:p>
@@ -490,7 +562,7 @@
           <w:b w:val="0"/>
           <w:sz w:val="21"/>
         </w:rPr>
-        <w:t>Programming: Python, JavaScript, TypeScript, HTML, CSS, SQL</w:t>
+        <w:t>Programming: Python, JavaScript, TypeScript, Java, HTML, CSS, SQL</w:t>
       </w:r>
     </w:p>
     <w:p>
@@ -502,7 +574,7 @@
           <w:b w:val="0"/>
           <w:sz w:val="21"/>
         </w:rPr>
-        <w:t>Frameworks and libraries: React, Vite, Node.js, Express, Prisma ORM, Pandas, Plotly, Tkinter, asyncio, aiohttp, Pydantic</w:t>
+        <w:t>Frameworks and libraries: React, Vite, Node.js, Express, Prisma ORM, Android SDK (Room, MVVM), Pandas, Plotly, Tkinter, asyncio, aiohttp, Pydantic</w:t>
       </w:r>
     </w:p>
     <w:p>
@@ -514,7 +586,7 @@
           <w:b w:val="0"/>
           <w:sz w:val="21"/>
         </w:rPr>
-        <w:t>Tools and platforms: Docker, docker-compose, SQLite, Git, GitHub</w:t>
+        <w:t>Tools and platforms: Docker, docker-compose, SQLite, Git, GitHub, Android Studio</w:t>
       </w:r>
     </w:p>
     <w:p>
@@ -526,7 +598,7 @@
           <w:b w:val="0"/>
           <w:sz w:val="21"/>
         </w:rPr>
-        <w:t>Concepts: REST APIs, concurrency, unit testing (pytest), data analysis, prompt engineering, LLM security evaluation</w:t>
+        <w:t>Concepts: REST APIs, concurrency, unit testing, data analysis, prompt engineering, LLM security evaluation, offline-first mobile design</w:t>
       </w:r>
     </w:p>
     <w:p>

--- a/cv-ats.docx
+++ b/cv-ats.docx
@@ -85,7 +85,7 @@
           <w:b w:val="0"/>
           <w:sz w:val="21"/>
         </w:rPr>
-        <w:t>Hands-on experience building tested and reproducible software: an adversarial LLM security benchmark, a full-stack B2B web platform, a desktop analytics application, and an Android safety app built with a course team (architecture and testing).</w:t>
+        <w:t>Hands-on experience building tested and reproducible software: an adversarial LLM security benchmark, a full-stack B2B web platform, a desktop analytics application, and two team projects (an Android safety app where I owned architecture and testing, and a smart-city competition prototype).</w:t>
       </w:r>
     </w:p>
     <w:p>
@@ -543,6 +543,54 @@
     </w:p>
     <w:p>
       <w:pPr>
+        <w:spacing w:before="0" w:after="40"/>
+      </w:pPr>
+      <w:r>
+        <w:rPr>
+          <w:b w:val="0"/>
+          <w:sz w:val="21"/>
+        </w:rPr>
+        <w:t>UrbanAI - Smart City Planning Prototype (team competition entry)</w:t>
+      </w:r>
+    </w:p>
+    <w:p>
+      <w:pPr>
+        <w:spacing w:before="0" w:after="40"/>
+      </w:pPr>
+      <w:r>
+        <w:rPr>
+          <w:b w:val="0"/>
+          <w:sz w:val="21"/>
+        </w:rPr>
+        <w:t>Technologies: Next.js, React, TypeScript, Prisma, Three.js, Leaflet, DeepSeek API</w:t>
+      </w:r>
+    </w:p>
+    <w:p>
+      <w:pPr>
+        <w:spacing w:before="0" w:after="40"/>
+      </w:pPr>
+      <w:r>
+        <w:rPr>
+          <w:b w:val="0"/>
+          <w:sz w:val="21"/>
+        </w:rPr>
+        <w:t>- Team member in the 2025 China International College Students' Innovation Competition; contributed to the concept, feature scope, and the competition presentation (prototype implementation led by a teammate)</w:t>
+      </w:r>
+    </w:p>
+    <w:p>
+      <w:pPr>
+        <w:spacing w:before="0" w:after="40"/>
+      </w:pPr>
+      <w:r>
+        <w:rPr>
+          <w:b w:val="0"/>
+          <w:sz w:val="21"/>
+        </w:rPr>
+        <w:t>- Prototype spans 16 dashboard modules for urban planning (traffic, resources, green spaces, weather, simulations) with a 3D city view, JWT authentication, and an English/Chinese/Bengali interface</w:t>
+      </w:r>
+    </w:p>
+    <w:p>
+      <w:pPr>
         <w:spacing w:before="160" w:after="60"/>
       </w:pPr>
       <w:r>
@@ -574,7 +622,7 @@
           <w:b w:val="0"/>
           <w:sz w:val="21"/>
         </w:rPr>
-        <w:t>Frameworks and libraries: React, Vite, Node.js, Express, Prisma ORM, Android SDK (Room, MVVM), Pandas, Plotly, Tkinter, asyncio, aiohttp, Pydantic</w:t>
+        <w:t>Frameworks and libraries: React, Next.js, Vite, Node.js, Express, Prisma ORM, Android SDK (Room, MVVM), Pandas, Plotly, Tkinter, asyncio, aiohttp, Pydantic</w:t>
       </w:r>
     </w:p>
     <w:p>
@@ -598,7 +646,7 @@
           <w:b w:val="0"/>
           <w:sz w:val="21"/>
         </w:rPr>
-        <w:t>Concepts: REST APIs, concurrency, unit testing, data analysis, prompt engineering, LLM security evaluation, offline-first mobile design</w:t>
+        <w:t>Concepts: REST APIs, JWT authentication, concurrency, unit testing, data analysis, prompt engineering, LLM security evaluation, offline-first mobile design</w:t>
       </w:r>
     </w:p>
     <w:p>

--- a/cv-ats.docx
+++ b/cv-ats.docx
@@ -85,7 +85,7 @@
           <w:b w:val="0"/>
           <w:sz w:val="21"/>
         </w:rPr>
-        <w:t>Hands-on experience building tested and reproducible software: an adversarial LLM security benchmark, a full-stack B2B web platform, a desktop analytics application, and two team projects (an Android safety app where I owned architecture and testing, and a smart-city competition prototype).</w:t>
+        <w:t>Hands-on experience building tested and reproducible software: an adversarial LLM security benchmark, a full-stack B2B web platform, a desktop analytics application, and two team projects (an Android safety app where I owned architecture and testing, and a smart-city competition prototype where I worked on feature scoping and documentation).</w:t>
       </w:r>
     </w:p>
     <w:p>
@@ -574,7 +574,7 @@
           <w:b w:val="0"/>
           <w:sz w:val="21"/>
         </w:rPr>
-        <w:t>- Team member in the 2025 China International College Students' Innovation Competition; contributed to the concept, feature scope, and the competition presentation (prototype implementation led by a teammate)</w:t>
+        <w:t>- Team member in the 2025 China International College Students' Innovation Competition; contributed feature scoping and documentation guidelines (the implementation was led by a teammate)</w:t>
       </w:r>
     </w:p>
     <w:p>
@@ -586,7 +586,7 @@
           <w:b w:val="0"/>
           <w:sz w:val="21"/>
         </w:rPr>
-        <w:t>- Prototype spans 16 dashboard modules for urban planning (traffic, resources, green spaces, weather, simulations) with a 3D city view, JWT authentication, and an English/Chinese/Bengali interface</w:t>
+        <w:t>- Team-built prototype spans 16 dashboard modules for urban planning (traffic, resources, green spaces, weather, simulations) with a 3D city view and an English/Chinese/Bengali interface</w:t>
       </w:r>
     </w:p>
     <w:p>
@@ -622,7 +622,7 @@
           <w:b w:val="0"/>
           <w:sz w:val="21"/>
         </w:rPr>
-        <w:t>Frameworks and libraries: React, Next.js, Vite, Node.js, Express, Prisma ORM, Android SDK (Room, MVVM), Pandas, Plotly, Tkinter, asyncio, aiohttp, Pydantic</w:t>
+        <w:t>Frameworks and libraries: React, Vite, Node.js, Express, Prisma ORM, Android SDK (Room, MVVM), Pandas, Plotly, Tkinter, asyncio, aiohttp, Pydantic</w:t>
       </w:r>
     </w:p>
     <w:p>

--- a/cv-ats.docx
+++ b/cv-ats.docx
@@ -85,7 +85,7 @@
           <w:b w:val="0"/>
           <w:sz w:val="21"/>
         </w:rPr>
-        <w:t>Hands-on experience building tested and reproducible software: an adversarial LLM security benchmark, a full-stack B2B web platform, a desktop analytics application, and two team projects (an Android safety app where I owned architecture and testing, and a smart-city competition prototype where I worked on feature scoping and documentation).</w:t>
+        <w:t>Hands-on experience building tested and reproducible software: an adversarial LLM security benchmark, a full-stack B2B web platform, a desktop analytics application, plus team work on an Android safety app (architecture, with some technical design and testing) and a smart-city competition prototype (feature scoping and documentation).</w:t>
       </w:r>
     </w:p>
     <w:p>
@@ -502,7 +502,7 @@
           <w:b w:val="0"/>
           <w:sz w:val="21"/>
         </w:rPr>
-        <w:t>- Role: architecture and technical design for a team of students; defined the MVVM and repository layering, the Room data model, and the offline-first emergency flow</w:t>
+        <w:t>- Role: architecture, with smaller contributions to technical design and testing; defined the MVVM and repository layering and the Room data model for the team</w:t>
       </w:r>
     </w:p>
     <w:p>
@@ -514,7 +514,7 @@
           <w:b w:val="0"/>
           <w:sz w:val="21"/>
         </w:rPr>
-        <w:t>- Owned the test plan and manual QA across the elderly and volunteer journeys, covering emergency alerting, map navigation, chat, and reminders</w:t>
+        <w:t>- Took part in testing the elderly and volunteer journeys: emergency alerting, map navigation, chat, and reminders</w:t>
       </w:r>
     </w:p>
     <w:p>
@@ -526,7 +526,7 @@
           <w:b w:val="0"/>
           <w:sz w:val="21"/>
         </w:rPr>
-        <w:t>- Offline-first design: an alert is queued on the device and broadcast over the local WiFi network, so nearby volunteers can be reached with no server and no internet</w:t>
+        <w:t>- Team-built offline-first path: an alert is queued on the device and broadcast over the local WiFi network, so nearby volunteers can be reached with no server and no internet</w:t>
       </w:r>
     </w:p>
     <w:p>
@@ -539,54 +539,6 @@
           <w:sz w:val="21"/>
         </w:rPr>
         <w:t>- Accessibility for elderly users: confirmation countdown before an alert, text-to-speech and haptic feedback, large-text mode, and English/Bengali localization</w:t>
-      </w:r>
-    </w:p>
-    <w:p>
-      <w:pPr>
-        <w:spacing w:before="0" w:after="40"/>
-      </w:pPr>
-      <w:r>
-        <w:rPr>
-          <w:b w:val="0"/>
-          <w:sz w:val="21"/>
-        </w:rPr>
-        <w:t>UrbanAI - Smart City Planning Prototype (team competition entry)</w:t>
-      </w:r>
-    </w:p>
-    <w:p>
-      <w:pPr>
-        <w:spacing w:before="0" w:after="40"/>
-      </w:pPr>
-      <w:r>
-        <w:rPr>
-          <w:b w:val="0"/>
-          <w:sz w:val="21"/>
-        </w:rPr>
-        <w:t>Technologies: Next.js, React, TypeScript, Prisma, Three.js, Leaflet, DeepSeek API</w:t>
-      </w:r>
-    </w:p>
-    <w:p>
-      <w:pPr>
-        <w:spacing w:before="0" w:after="40"/>
-      </w:pPr>
-      <w:r>
-        <w:rPr>
-          <w:b w:val="0"/>
-          <w:sz w:val="21"/>
-        </w:rPr>
-        <w:t>- Team member in the 2025 China International College Students' Innovation Competition; contributed feature scoping and documentation guidelines (the implementation was led by a teammate)</w:t>
-      </w:r>
-    </w:p>
-    <w:p>
-      <w:pPr>
-        <w:spacing w:before="0" w:after="40"/>
-      </w:pPr>
-      <w:r>
-        <w:rPr>
-          <w:b w:val="0"/>
-          <w:sz w:val="21"/>
-        </w:rPr>
-        <w:t>- Team-built prototype spans 16 dashboard modules for urban planning (traffic, resources, green spaces, weather, simulations) with a 3D city view and an English/Chinese/Bengali interface</w:t>
       </w:r>
     </w:p>
     <w:p>
@@ -752,7 +704,19 @@
           <w:b w:val="0"/>
           <w:sz w:val="21"/>
         </w:rPr>
-        <w:t>- Project: UrbanAI, an AI-driven urban planning platform for smart cities</w:t>
+        <w:t>- Team member: contributed feature scoping and documentation guidelines (implementation led by a teammate)</w:t>
+      </w:r>
+    </w:p>
+    <w:p>
+      <w:pPr>
+        <w:spacing w:before="0" w:after="40"/>
+      </w:pPr>
+      <w:r>
+        <w:rPr>
+          <w:b w:val="0"/>
+          <w:sz w:val="21"/>
+        </w:rPr>
+        <w:t>- Prototype: UrbanAI, a team-built smart city planning dashboard (github.com/eafte/UrbanAI)</w:t>
       </w:r>
     </w:p>
     <w:p>

--- a/cv-ats.docx
+++ b/cv-ats.docx
@@ -371,7 +371,7 @@
           <w:b w:val="0"/>
           <w:sz w:val="21"/>
         </w:rPr>
-        <w:t>Electrical Supplier Website - B2B Platform</w:t>
+        <w:t>Electrical Supplier Website - B2B Platform (solo project)</w:t>
       </w:r>
     </w:p>
     <w:p>
@@ -430,7 +430,7 @@
           <w:b w:val="0"/>
           <w:sz w:val="21"/>
         </w:rPr>
-        <w:t>IODEX - GUI Expense Tracker (desktop application)</w:t>
+        <w:t>IODEX - GUI Expense Tracker (solo project, desktop application)</w:t>
       </w:r>
     </w:p>
     <w:p>

--- a/cv-ats.docx
+++ b/cv-ats.docx
@@ -85,7 +85,7 @@
           <w:b w:val="0"/>
           <w:sz w:val="21"/>
         </w:rPr>
-        <w:t>Hands-on experience building tested and reproducible software: an adversarial LLM security benchmark, a full-stack B2B web platform, a desktop analytics application, plus team work on an Android safety app (architecture, with some technical design and testing) and a smart-city competition prototype (feature scoping and documentation).</w:t>
+        <w:t>Hands-on experience building tested and reproducible software: an adversarial LLM security benchmark, a full-stack B2B web platform, a desktop analytics application, plus team work on an Android safety app (a small part of the architecture) and a smart-city competition prototype (feature scoping and documentation).</w:t>
       </w:r>
     </w:p>
     <w:p>
@@ -371,7 +371,7 @@
           <w:b w:val="0"/>
           <w:sz w:val="21"/>
         </w:rPr>
-        <w:t>Electrical Supplier Website - B2B Platform (solo project)</w:t>
+        <w:t>Electrical Supplier Website - B2B Platform</w:t>
       </w:r>
     </w:p>
     <w:p>
@@ -430,7 +430,7 @@
           <w:b w:val="0"/>
           <w:sz w:val="21"/>
         </w:rPr>
-        <w:t>IODEX - GUI Expense Tracker (solo project, desktop application)</w:t>
+        <w:t>IODEX - GUI Expense Tracker (desktop application)</w:t>
       </w:r>
     </w:p>
     <w:p>
@@ -502,7 +502,7 @@
           <w:b w:val="0"/>
           <w:sz w:val="21"/>
         </w:rPr>
-        <w:t>- Role: architecture, with smaller contributions to technical design and testing; defined the MVVM and repository layering and the Room data model for the team</w:t>
+        <w:t>- Role: contributed a small part of the architecture work; the application itself was built by the team</w:t>
       </w:r>
     </w:p>
     <w:p>
@@ -514,7 +514,7 @@
           <w:b w:val="0"/>
           <w:sz w:val="21"/>
         </w:rPr>
-        <w:t>- Took part in testing the elderly and volunteer journeys: emergency alerting, map navigation, chat, and reminders</w:t>
+        <w:t>- App structure: MVVM with a repository layer over Room, and a data model of eight entities covering alerts, users, chat, ratings, reminders, and offline operations</w:t>
       </w:r>
     </w:p>
     <w:p>
@@ -526,7 +526,7 @@
           <w:b w:val="0"/>
           <w:sz w:val="21"/>
         </w:rPr>
-        <w:t>- Team-built offline-first path: an alert is queued on the device and broadcast over the local WiFi network, so nearby volunteers can be reached with no server and no internet</w:t>
+        <w:t>- Offline-first alert path: an alert is queued on the device and broadcast over the local WiFi network, so nearby volunteers can be reached with no server and no internet</w:t>
       </w:r>
     </w:p>
     <w:p>

--- a/cv-ats.docx
+++ b/cv-ats.docx
@@ -73,7 +73,7 @@
           <w:b w:val="0"/>
           <w:sz w:val="21"/>
         </w:rPr>
-        <w:t>Research interests: adversarial robustness of large language models (LLMs), AI safety and alignment, applied machine learning, and cybersecurity.</w:t>
+        <w:t>Research interests: software engineering and security, focused on how AI systems are tested and evaluated - the robustness of large language models (LLMs) and the measurement methods used to judge them. Working toward applied machine learning through that evaluation work.</w:t>
       </w:r>
     </w:p>
     <w:p>

--- a/cv-ats.docx
+++ b/cv-ats.docx
@@ -73,7 +73,7 @@
           <w:b w:val="0"/>
           <w:sz w:val="21"/>
         </w:rPr>
-        <w:t>Research interests: adversarial robustness of large language models (LLMs), AI safety and alignment, applied machine learning, and cybersecurity.</w:t>
+        <w:t>Research interests: software engineering and security, focused on how AI systems are tested and evaluated - the robustness of large language models (LLMs) and the measurement methods used to judge them. Working toward applied machine learning through that evaluation work.</w:t>
       </w:r>
     </w:p>
     <w:p>
@@ -85,7 +85,7 @@
           <w:b w:val="0"/>
           <w:sz w:val="21"/>
         </w:rPr>
-        <w:t>Hands-on experience building tested and reproducible software: an adversarial LLM security benchmark, a full-stack B2B web platform, and a desktop analytics application.</w:t>
+        <w:t>Hands-on experience building tested and reproducible software: an adversarial LLM security benchmark, a full-stack B2B web platform, a desktop analytics application, plus team work on an Android safety app (a small part of the architecture) and a smart-city competition prototype (feature scoping and documentation).</w:t>
       </w:r>
     </w:p>
     <w:p>
@@ -454,7 +454,7 @@
           <w:b w:val="0"/>
           <w:sz w:val="21"/>
         </w:rPr>
-        <w:t>- Built a desktop expense tracker with charts, category insights, CSV/JSON import/export, and a 450+ timezone system</w:t>
+        <w:t>- Built a desktop expense tracker with charts, category insights, CSV/JSON import/export, and full IANA timezone support</w:t>
       </w:r>
     </w:p>
     <w:p>
@@ -467,6 +467,78 @@
           <w:sz w:val="21"/>
         </w:rPr>
         <w:t>- Wrote 80+ passing unit tests and a documented developer workflow</w:t>
+      </w:r>
+    </w:p>
+    <w:p>
+      <w:pPr>
+        <w:spacing w:before="0" w:after="40"/>
+      </w:pPr>
+      <w:r>
+        <w:rPr>
+          <w:b w:val="0"/>
+          <w:sz w:val="21"/>
+        </w:rPr>
+        <w:t>HarmonyCare - Elderly Safety and Volunteer Response App (Android, course team project)</w:t>
+      </w:r>
+    </w:p>
+    <w:p>
+      <w:pPr>
+        <w:spacing w:before="0" w:after="40"/>
+      </w:pPr>
+      <w:r>
+        <w:rPr>
+          <w:b w:val="0"/>
+          <w:sz w:val="21"/>
+        </w:rPr>
+        <w:t>Technologies: Java, Android SDK 34, Room, MVVM, Material Design, AMap and OSMDroid</w:t>
+      </w:r>
+    </w:p>
+    <w:p>
+      <w:pPr>
+        <w:spacing w:before="0" w:after="40"/>
+      </w:pPr>
+      <w:r>
+        <w:rPr>
+          <w:b w:val="0"/>
+          <w:sz w:val="21"/>
+        </w:rPr>
+        <w:t>- Role: contributed a small part of the architecture work; the application itself was built by the team</w:t>
+      </w:r>
+    </w:p>
+    <w:p>
+      <w:pPr>
+        <w:spacing w:before="0" w:after="40"/>
+      </w:pPr>
+      <w:r>
+        <w:rPr>
+          <w:b w:val="0"/>
+          <w:sz w:val="21"/>
+        </w:rPr>
+        <w:t>- App structure: MVVM with a repository layer over Room, and a data model of eight entities covering alerts, users, chat, ratings, reminders, and offline operations</w:t>
+      </w:r>
+    </w:p>
+    <w:p>
+      <w:pPr>
+        <w:spacing w:before="0" w:after="40"/>
+      </w:pPr>
+      <w:r>
+        <w:rPr>
+          <w:b w:val="0"/>
+          <w:sz w:val="21"/>
+        </w:rPr>
+        <w:t>- Offline-first alert path: an alert is queued on the device and broadcast over the local WiFi network, so nearby volunteers can be reached with no server and no internet</w:t>
+      </w:r>
+    </w:p>
+    <w:p>
+      <w:pPr>
+        <w:spacing w:before="0" w:after="40"/>
+      </w:pPr>
+      <w:r>
+        <w:rPr>
+          <w:b w:val="0"/>
+          <w:sz w:val="21"/>
+        </w:rPr>
+        <w:t>- Accessibility for elderly users: confirmation countdown before an alert, text-to-speech and haptic feedback, large-text mode, and English/Bengali localization</w:t>
       </w:r>
     </w:p>
     <w:p>
@@ -490,7 +562,7 @@
           <w:b w:val="0"/>
           <w:sz w:val="21"/>
         </w:rPr>
-        <w:t>Programming: Python, JavaScript, TypeScript, HTML, CSS, SQL</w:t>
+        <w:t>Programming: Python, JavaScript, TypeScript, Java, HTML, CSS, SQL</w:t>
       </w:r>
     </w:p>
     <w:p>
@@ -502,7 +574,7 @@
           <w:b w:val="0"/>
           <w:sz w:val="21"/>
         </w:rPr>
-        <w:t>Frameworks and libraries: React, Vite, Node.js, Express, Prisma ORM, Pandas, Plotly, Tkinter, asyncio, aiohttp, Pydantic</w:t>
+        <w:t>Frameworks and libraries: React, Vite, Node.js, Express, Prisma ORM, Android SDK (Room, MVVM), Pandas, Plotly, Tkinter, asyncio, aiohttp, Pydantic</w:t>
       </w:r>
     </w:p>
     <w:p>
@@ -514,7 +586,7 @@
           <w:b w:val="0"/>
           <w:sz w:val="21"/>
         </w:rPr>
-        <w:t>Tools and platforms: Docker, docker-compose, SQLite, Git, GitHub</w:t>
+        <w:t>Tools and platforms: Docker, docker-compose, SQLite, Git, GitHub, Android Studio</w:t>
       </w:r>
     </w:p>
     <w:p>
@@ -526,7 +598,7 @@
           <w:b w:val="0"/>
           <w:sz w:val="21"/>
         </w:rPr>
-        <w:t>Concepts: REST APIs, concurrency, unit testing (pytest), data analysis, prompt engineering, LLM security evaluation</w:t>
+        <w:t>Concepts: REST APIs, JWT authentication, concurrency, unit testing, data analysis, prompt engineering, LLM security evaluation, offline-first mobile design</w:t>
       </w:r>
     </w:p>
     <w:p>
@@ -632,7 +704,19 @@
           <w:b w:val="0"/>
           <w:sz w:val="21"/>
         </w:rPr>
-        <w:t>- Project: UrbanAI, an AI-driven urban planning platform for smart cities</w:t>
+        <w:t>- Team member: contributed feature scoping and documentation guidelines (implementation led by a teammate)</w:t>
+      </w:r>
+    </w:p>
+    <w:p>
+      <w:pPr>
+        <w:spacing w:before="0" w:after="40"/>
+      </w:pPr>
+      <w:r>
+        <w:rPr>
+          <w:b w:val="0"/>
+          <w:sz w:val="21"/>
+        </w:rPr>
+        <w:t>- Prototype: UrbanAI, a team-built smart city planning dashboard (github.com/eafte/UrbanAI)</w:t>
       </w:r>
     </w:p>
     <w:p>
